--- a/data/deliverables/sc_0e8d4f122af14cb1/investment_memo.docx
+++ b/data/deliverables/sc_0e8d4f122af14cb1/investment_memo.docx
@@ -8,7 +8,7 @@
         <w:jc w:val="center"/>
       </w:pPr>
       <w:r>
-        <w:t>Investment Memo - Tesla, Inc. (TSLA)</w:t>
+        <w:t>Investment Memo - Tesla Inc (TSLA)</w:t>
       </w:r>
     </w:p>
     <w:p>
@@ -20,7 +20,7 @@
         <w:tab/>
       </w:r>
       <w:r>
-        <w:t>Institutional Investment Client</w:t>
+        <w:t>Portfolio Manager</w:t>
       </w:r>
     </w:p>
     <w:p>
@@ -32,7 +32,7 @@
         <w:tab/>
       </w:r>
       <w:r>
-        <w:t>Equity Research Team</w:t>
+        <w:t>Associate Analyst</w:t>
       </w:r>
     </w:p>
     <w:p>
@@ -56,7 +56,7 @@
         <w:tab/>
       </w:r>
       <w:r>
-        <w:t>Tesla, Inc. (TSLA) - Investment Memo</w:t>
+        <w:t>Investment Memorandum - Tesla, Inc. (TSLA)</w:t>
       </w:r>
     </w:p>
     <w:p>
@@ -77,7 +77,7 @@
         <w:rPr>
           <w:b w:val="0"/>
         </w:rPr>
-        <w:t>Tesla, Inc. (TSLA) presents a compelling, though complex, investment case centered on its dominant position in the electric vehicle market, robust balance sheet, and significant investments in future technology. However, recent financial trends reveal notable headwinds to profitability that temper the growth narrative. This memo concludes with a cautious bull-case recommendation for long-term investors who believe in Tesla's innovation cycle and can withstand near-term earnings volatility.</w:t>
+        <w:t>Tesla, Inc. (NASDAQ: TSLA) is a leading electric vehicle and clean energy company that has experienced significant volatility in its financial performance over recent quarters. This memorandum analyzes Tesla's financial trajectory based on the most recent quarterly data (Q1 2026) compared to its full-year FY2025 results to assess the company's investment merits.</w:t>
       </w:r>
     </w:p>
     <w:p>
@@ -85,7 +85,7 @@
         <w:rPr>
           <w:b w:val="0"/>
         </w:rPr>
-        <w:t>Key strengths include a formidable cash position of $16.6 billion as of Q1 2026, total stockholders' equity of $84.1 billion, and continued heavy investment in research and development ($1.9 billion in Q1 2026). These factors provide a substantial cushion to fund innovation through periods of market uncertainty. The primary vulnerability is the significant compression in profitability metrics. Q1 2026 diluted EPS fell to $0.13, a sharp decline from the $0.84 recorded in Q3 2025, while gross margin contracted to approximately 21.1% in Q1 2026 compared to higher levels in prior quarters.</w:t>
+        <w:t>In Q1 2026, Tesla reported revenue of $22.387 billion and net income of $477 million. This represents a notable sequential decline from the quarterly revenue figures observed in Q2 and Q3 2025, which were $41.831 billion and $28.095 billion respectively. The Q1 2026 diluted earnings per share of $0.13 represents a significant decline from the FY2025 full-year diluted EPS of $1.08.</w:t>
       </w:r>
     </w:p>
     <w:p>
@@ -93,7 +93,15 @@
         <w:rPr>
           <w:b w:val="0"/>
         </w:rPr>
-        <w:t>The recommendation is a Cautious Buy for investors with a 3-5 year horizon. The thesis rests on the expectation that Tesla's current heavy R&amp;D spending will yield future products and technologies that can reignite revenue growth and expand margins. The key near-term risk is that profitability continues to deteriorate before these investments mature, potentially pressuring the stock price.</w:t>
+        <w:t>The company's balance sheet remains robust with total assets of $143.724 billion and stockholders' equity of $84.116 billion as of Q1 2026. Cash and cash equivalents stood at $16.603 billion, representing a slight increase from the $16.513 billion reported at FY2025 year-end.</w:t>
+      </w:r>
+    </w:p>
+    <w:p>
+      <w:r>
+        <w:rPr>
+          <w:b w:val="0"/>
+        </w:rPr>
+        <w:t>Based on our analysis, we recommend a NEUTRAL position on Tesla shares. While the company maintains a strong balance sheet and significant R&amp;D investment, the sharp decline in Q1 2026 profitability metrics and compressed margins present near-term headwinds. The stock may face pressure until there is evidence of margin recovery or new revenue catalysts.</w:t>
       </w:r>
     </w:p>
     <w:p>
@@ -109,7 +117,7 @@
         <w:rPr>
           <w:b w:val="0"/>
         </w:rPr>
-        <w:t>Tesla's revenue trajectory shows significant growth over the annual period but presents a more nuanced picture on a quarterly basis. For the full year 2025, Tesla generated total revenues of $94.83 billion. In Q1 2026, revenue was $22.39 billion. The Q1 2026 figure suggests a potential annualized run-rate near $89.5 billion, which would represent a modest decline from FY 2025 levels if sustained. This indicates that the period of hyper-growth may be maturing into a more competitive, volume-driven phase.</w:t>
+        <w:t>Tesla's Q1 2026 financial results reveal significant margin compression compared to FY2025 levels. The company reported gross profit of $4.720 billion on revenue of $22.387 billion, yielding a gross margin of 21.08%. This compares unfavorably to the FY2025 full-year gross margin of 18.03% calculated from $17.094 billion in gross profit on $94.827 billion in revenue.</w:t>
       </w:r>
     </w:p>
     <w:p>
@@ -117,7 +125,7 @@
         <w:rPr>
           <w:b w:val="0"/>
         </w:rPr>
-        <w:t>Profitability has come under considerable pressure. Gross profit in Q1 2026 was $4.72 billion, yielding a gross margin of approximately 21.1%. This compares to gross profit of $7.03 billion in Q2 2025 and $5.05 billion in Q3 2025 (quarterly). For FY 2025, gross profit was $17.09 billion, representing a full-year gross margin of approximately 18.0%. The quarterly gross margin trajectory shows compression that is a critical trend to monitor, likely driven by pricing actions to defend volume in an increasingly competitive EV market.</w:t>
+        <w:t>Operating income declined to $941 million in Q1 2026, resulting in an operating margin of 4.20%. For the full year FY2025, operating income was $4.355 billion on revenue of $94.827 billion, representing an operating margin of 4.59%. The Q1 2026 net margin of 2.13% ($477 million net income on $22.387 billion revenue) also shows compression from the FY2025 net margin of 4.00%.</w:t>
       </w:r>
     </w:p>
     <w:p>
@@ -125,7 +133,31 @@
         <w:rPr>
           <w:b w:val="0"/>
         </w:rPr>
-        <w:t>Operating income followed a similar downward trend. Q1 2026 operating income was $941 million, down from $1.32 billion in Q2 2025 and $1.62 billion in Q3 2025 (quarterly). For FY 2025, operating income totaled $4.36 billion. The operating margin in Q1 2026 was approximately 4.2%, a significant contraction. Net income mirrored this pattern, with Q1 2026 at $477 million versus $1.58 billion in Q2 2025 and $1.37 billion in Q3 2025 (quarterly). FY 2025 net income was $3.79 billion. The decline in operating leverage is evident as revenue growth has not translated to proportional profit growth, suggesting cost pressures or pricing power erosion.</w:t>
+        <w:t>The quarterly revenue trajectory shows variability: Q2 2025 revenue was $41.831 billion, Q3 2025 revenue was $28.095 billion, and Q1 2026 revenue was $22.387 billion. This sequential decline from Q2 2025 to Q1 2026 suggests potential demand challenges or production timing issues that warrant monitoring.</w:t>
+      </w:r>
+    </w:p>
+    <w:p>
+      <w:r>
+        <w:rPr>
+          <w:b w:val="0"/>
+        </w:rPr>
+        <w:t>Research and development expenses remained substantial at $1.946 billion in Q1 2026, representing 8.69% of revenue. For FY2025, R&amp;D expense was $6.411 billion, representing 6.76% of revenue. The increase in R&amp;D as a percentage of revenue indicates continued investment in technology development, though it may pressure near-term margins.</w:t>
+      </w:r>
+    </w:p>
+    <w:p>
+      <w:r>
+        <w:rPr>
+          <w:b w:val="0"/>
+        </w:rPr>
+        <w:t>Selling, general and administrative expenses were $1.833 billion in Q1 2026, or 8.19% of revenue. This compares to $5.834 billion in SG&amp;A for FY2025, representing 6.15% of revenue. The SG&amp;A increase as a percentage of revenue suggests potential scaling challenges or increased competitive spending.</w:t>
+      </w:r>
+    </w:p>
+    <w:p>
+      <w:r>
+        <w:rPr>
+          <w:b w:val="0"/>
+        </w:rPr>
+        <w:t>Diluted earnings per share fell to $0.13 in Q1 2026, down significantly from the FY2025 full-year diluted EPS of $1.08. This decline reflects both the lower net income and potentially share dilution effects. Investors should monitor whether this represents a temporary seasonal effect or a more permanent shift in earnings power.</w:t>
       </w:r>
     </w:p>
     <w:p>
@@ -133,7 +165,7 @@
         <w:pStyle w:val="Heading1"/>
       </w:pPr>
       <w:r>
-        <w:t>Balance Sheet &amp; Liquidity Assessment</w:t>
+        <w:t>Balance Sheet Assessment</w:t>
       </w:r>
     </w:p>
     <w:p>
@@ -141,7 +173,7 @@
         <w:rPr>
           <w:b w:val="0"/>
         </w:rPr>
-        <w:t>Tesla's balance sheet remains a core strength. Total assets grew to $143.72 billion in Q1 2026, up from $137.81 billion at FY 2025. This asset growth was funded by a combination of liabilities and retained earnings. Total liabilities stood at $58.92 billion in Q1 2026, increasing from $54.94 billion at FY 2025. Stockholders' equity expanded to $84.12 billion in Q1 2026 from $82.14 billion at FY 2025, reflecting the company's continued net income generation.</w:t>
+        <w:t>Tesla's balance sheet as of Q1 2026 demonstrates financial strength with total assets of $143.724 billion against total liabilities of $58.922 billion. Stockholders' equity stood at $84.116 billion, representing a solid equity cushion. The debt-to-equity ratio, calculated as total liabilities divided by stockholders' equity, stands at 0.70x for Q1 2026, indicating moderate leverage.</w:t>
       </w:r>
     </w:p>
     <w:p>
@@ -149,7 +181,7 @@
         <w:rPr>
           <w:b w:val="0"/>
         </w:rPr>
-        <w:t>The debt-to-equity ratio (Total Liabilities / Stockholders' Equity) for Q1 2026 is approximately 0.70x ($58.92B / $84.12B). This indicates a conservative capital structure with more equity than debt financing, providing financial flexibility and resilience. This ratio has remained relatively stable, having been approximately 0.67x at FY 2025 ($54.94B / $82.14B).</w:t>
+        <w:t>The company's cash position remains healthy with $16.603 billion in cash and cash equivalents at the end of Q1 2026. This represents a slight increase of approximately $90 million from the $16.513 billion reported at FY2025 year-end, suggesting stable cash generation despite the lower profitability.</w:t>
       </w:r>
     </w:p>
     <w:p>
@@ -157,7 +189,23 @@
         <w:rPr>
           <w:b w:val="0"/>
         </w:rPr>
-        <w:t>Liquidity is exceptionally strong. Cash and cash equivalents totaled $16.60 billion in Q1 2026, representing a cash-to-total-liabilities ratio of approximately 28.2%. This large cash reservoir provides a significant buffer against operational downturns and funds for strategic initiatives without the immediate need for external financing. The cash position increased modestly from $16.51 billion at FY 2025.</w:t>
+        <w:t>Asset growth has been consistent, with total assets increasing from $128.567 billion in Q2 2025 to $133.735 billion in Q3 2025, then to $137.806 billion at FY2025 year-end, and finally to $143.724 billion in Q1 2026. This represents total asset growth of approximately 11.8% over the three-quarter period, indicating continued investment in the business.</w:t>
+      </w:r>
+    </w:p>
+    <w:p>
+      <w:r>
+        <w:rPr>
+          <w:b w:val="0"/>
+        </w:rPr>
+        <w:t>Liabilities have also grown, from $50.495 billion in Q2 2025 to $58.922 billion in Q1 2026, an increase of 16.7%. This growth in liabilities outpaced asset growth, resulting in a slight increase in the debt-to-equity ratio over the period.</w:t>
+      </w:r>
+    </w:p>
+    <w:p>
+      <w:r>
+        <w:rPr>
+          <w:b w:val="0"/>
+        </w:rPr>
+        <w:t>The balance sheet composition shows that approximately 58.5% of Tesla's assets are financed through equity, with the remainder financed through liabilities. This capital structure provides financial flexibility but the increasing liability trend bears watching, particularly if profitability pressures persist.</w:t>
       </w:r>
     </w:p>
     <w:p>
@@ -165,7 +213,7 @@
         <w:pStyle w:val="Heading1"/>
       </w:pPr>
       <w:r>
-        <w:t>Investment in Future Growth</w:t>
+        <w:t>Key Risks and Catalysts</w:t>
       </w:r>
     </w:p>
     <w:p>
@@ -173,7 +221,7 @@
         <w:rPr>
           <w:b w:val="0"/>
         </w:rPr>
-        <w:t>Tesla continues to invest heavily in its future, a strategy reflected in its substantial operating expenses. Research and Development expense was $1.95 billion in Q1 2026. For the full year 2025, R&amp;D spending reached $6.41 billion. This level of investment is critical for maintaining technological leadership in areas such as battery technology, autonomous driving software, and new vehicle platforms. The consistency of this spending, even as profitability is pressured, signals management's prioritization of long-term innovation over short-term profit maximization.</w:t>
+        <w:t>Based on our analysis of Tesla's financial data, we identify several key risks that could impact the investment thesis. First, the significant margin compression observed in Q1 2026 presents a material risk. Operating margin declined from 4.59% in FY2025 to 4.20% in Q1 2026, while net margin compressed from 4.00% to 2.13%. If this trend continues, it could signal structural profitability challenges.</w:t>
       </w:r>
     </w:p>
     <w:p>
@@ -181,7 +229,7 @@
         <w:rPr>
           <w:b w:val="0"/>
         </w:rPr>
-        <w:t>Selling, General and Administrative expenses were $1.83 billion in Q1 2026, with a FY 2025 total of $5.83 billion. SG&amp;A costs are necessary to support the company's global sales, service, and delivery infrastructure. The ratio of SG&amp;A to revenue can indicate operational efficiency. In Q1 2026, SG&amp;A was approximately 8.2% of revenue, compared to approximately 6.1% for FY 2025. This increase may reflect fixed cost deleveraging as revenue growth slows, a trend worth monitoring.</w:t>
+        <w:t>Second, the declining revenue trajectory from Q2 2025 ($41.831 billion) to Q1 2026 ($22.387 billion) raises concerns about demand sustainability. This sequential decline over three quarters is substantial and could indicate market saturation, increased competition, or production challenges.</w:t>
       </w:r>
     </w:p>
     <w:p>
@@ -189,7 +237,31 @@
         <w:rPr>
           <w:b w:val="0"/>
         </w:rPr>
-        <w:t>The combined R&amp;D and SG&amp;A spending totaled $3.78 billion in Q1 2026, which, when compared to the operating income of $941 million, highlights that a substantial portion of gross profit is being reinvested into the business. This reinvestment is the cornerstone of Tesla's growth strategy, but it also means that near-term earnings are highly sensitive to gross margin fluctuations.</w:t>
+        <w:t>Third, the increase in operating expenses as a percentage of revenue presents a risk to future profitability. R&amp;D expense increased from 6.76% of revenue in FY2025 to 8.69% in Q1 2026, while SG&amp;A increased from 6.15% to 8.19%. This combined expense ratio increase indicates that expenses are growing faster than revenue.</w:t>
+      </w:r>
+    </w:p>
+    <w:p>
+      <w:r>
+        <w:rPr>
+          <w:b w:val="0"/>
+        </w:rPr>
+        <w:t>On the positive side, several catalysts could drive improvement. Tesla's continued substantial investment in R&amp;D ($1.946 billion in Q1 2026 alone) positions the company for potential technological breakthroughs and new product launches that could reignite growth and margin expansion.</w:t>
+      </w:r>
+    </w:p>
+    <w:p>
+      <w:r>
+        <w:rPr>
+          <w:b w:val="0"/>
+        </w:rPr>
+        <w:t>The company's strong balance sheet with $84.116 billion in stockholders' equity and $16.603 billion in cash provides financial flexibility to weather near-term challenges and invest in growth opportunities. This financial strength could allow Tesla to gain market share during industry downturns.</w:t>
+      </w:r>
+    </w:p>
+    <w:p>
+      <w:r>
+        <w:rPr>
+          <w:b w:val="0"/>
+        </w:rPr>
+        <w:t>Additionally, the asset growth trajectory (from $128.567 billion in Q2 2025 to $143.724 billion in Q1 2026) suggests continued capital investment that could drive future productivity improvements and capacity expansion.</w:t>
       </w:r>
     </w:p>
     <w:p>
@@ -197,7 +269,7 @@
         <w:pStyle w:val="Heading1"/>
       </w:pPr>
       <w:r>
-        <w:t>Valuation Considerations</w:t>
+        <w:t>Conclusion and Recommendation</w:t>
       </w:r>
     </w:p>
     <w:p>
@@ -205,7 +277,7 @@
         <w:rPr>
           <w:b w:val="0"/>
         </w:rPr>
-        <w:t>The diluted earnings per share data reveals the most dramatic illustration of Tesla's near-term profitability challenge. Diluted EPS in Q1 2026 was $0.13. This represents a severe decline from the $0.84 reported in Q3 2025 (quarterly) and $0.45 in Q2 2025. For FY 2025, diluted EPS was $1.08. This earnings volatility makes traditional P/E ratio analysis difficult and suggests the stock is not trading on near-term earnings but on future potential.</w:t>
+        <w:t>Based on our comprehensive analysis of Tesla's financial performance and position, we recommend a NEUTRAL investment stance at current levels. The company presents a mixed picture with both concerning trends and defensive strengths that balance each other out in the near term.</w:t>
       </w:r>
     </w:p>
     <w:p>
@@ -213,7 +285,7 @@
         <w:rPr>
           <w:b w:val="0"/>
         </w:rPr>
-        <w:t>If one were to annualize Q1 2026 EPS of $0.13, the forward P/E multiple would be extremely high, likely exceeding 100x based on a typical share price. This implies that the market is pricing in a significant recovery in earnings power. The investment case, therefore, hinges on the belief that Tesla's current heavy R&amp;D spending will translate into new revenue streams that can expand margins and drive EPS growth well beyond FY 2025 levels.</w:t>
+        <w:t>Our neutral recommendation is supported by several factors. On the negative side, the Q1 2026 results show meaningful margin compression and a declining revenue trajectory that could persist. The operating margin of 4.20% and net margin of 2.13% are below historical levels, and the diluted EPS of $0.13 versus the FY2025 average of $0.27 per quarter suggests deteriorating earnings power.</w:t>
       </w:r>
     </w:p>
     <w:p>
@@ -221,15 +293,7 @@
         <w:rPr>
           <w:b w:val="0"/>
         </w:rPr>
-        <w:t>A critical limitation of this analysis is the lack of segment breakdown and detailed cost of goods sold components. This prevents a granular understanding of which parts of the business are under the most margin pressure. Additionally, the provided data does not include cash flow from operations or capital expenditures, which are essential for assessing the true reinvestment rate and free cash flow generation. The memo is therefore focused on the income statement and balance sheet trends available.</w:t>
-      </w:r>
-    </w:p>
-    <w:p>
-      <w:pPr>
-        <w:pStyle w:val="Heading1"/>
-      </w:pPr>
-      <w:r>
-        <w:t>Key Risks</w:t>
+        <w:t>On the positive side, Tesla's balance sheet remains exceptionally strong with $84.116 billion in stockholders' equity and a debt-to-equity ratio of just 0.70x. The company's cash position of $16.603 billion provides ample liquidity, and continued R&amp;D investment at 8.69% of revenue positions the company for long-term innovation.</w:t>
       </w:r>
     </w:p>
     <w:p>
@@ -237,7 +301,7 @@
         <w:rPr>
           <w:b w:val="0"/>
         </w:rPr>
-        <w:t>The most immediate risk is the continued decline in gross and operating margins. If pricing pressures intensify or input costs rise, Tesla could experience sustained earnings weakness, which would challenge the current valuation. The Q1 2026 gross margin of approximately 21.1% and operating margin of approximately 4.2% are the key metrics to watch.</w:t>
+        <w:t>While we cannot provide a specific price target based solely on the available financial data, we note that at a FY2025 diluted EPS of $1.08 and assuming a growth-adjusted multiple appropriate for the automotive technology sector, Tesla would need to demonstrate a clear path to margin recovery and revenue stabilization to justify premium valuation levels.</w:t>
       </w:r>
     </w:p>
     <w:p>
@@ -245,29 +309,7 @@
         <w:rPr>
           <w:b w:val="0"/>
         </w:rPr>
-        <w:t>The EV market is no longer nascent. Traditional automakers and new entrants are launching compelling products, which could erode Tesla's market share and force further price cuts, directly impacting revenue and margins.</w:t>
-      </w:r>
-    </w:p>
-    <w:p>
-      <w:r>
-        <w:rPr>
-          <w:b w:val="0"/>
-        </w:rPr>
-        <w:t>Tesla is investing billions annually in R&amp;D. There is no guarantee that these investments will yield commercially successful products on the desired timeline. Failure to innovate or commercialize technologies could severely damage the growth thesis.</w:t>
-      </w:r>
-    </w:p>
-    <w:p>
-      <w:r>
-        <w:rPr>
-          <w:b w:val="0"/>
-        </w:rPr>
-        <w:t>The stock likely trades at a significant premium to traditional automakers based on future expectations. If the market's faith in Tesla's future cash flows diminishes due to any of the above risks, the stock could experience a significant de-rating, compressing the valuation multiple.</w:t>
-      </w:r>
-    </w:p>
-    <w:p/>
-    <w:p>
-      <w:r>
-        <w:t>Equity Research Division</w:t>
+        <w:t>Investors should monitor several key metrics in coming quarters: gross margin trajectory, revenue growth trends, and the relationship between R&amp;D spending and new product announcements. A sustained improvement in these metrics could shift our recommendation to a long position, while continued deterioration could warrant a short thesis.</w:t>
       </w:r>
     </w:p>
     <w:sectPr>
